--- a/barlow/docs/finesst_reference.docx
+++ b/barlow/docs/finesst_reference.docx
@@ -836,7 +836,7 @@
                 <w:i w:val="0"/>
                 <w:sz w:val="18"/>
               </w:rPr>
-              <w:t>Hand-labeled 300 × 300 m training tiles (~1% of study area)</w:t>
+              <w:t>Hand-labeled 300 × 300 m tiles in the original Taylor Valley proof of concept (~1% of the valley)</w:t>
             </w:r>
           </w:p>
         </w:tc>
@@ -856,7 +856,69 @@
                 <w:i w:val="0"/>
                 <w:sz w:val="18"/>
               </w:rPr>
-              <w:t>Barlow Ch. 4</w:t>
+              <w:t>Barlow Ch. 4 / 2022 paper</w:t>
+            </w:r>
+          </w:p>
+        </w:tc>
+      </w:tr>
+      <w:tr>
+        <w:tc>
+          <w:tcPr>
+            <w:tcW w:type="dxa" w:w="3216"/>
+          </w:tcPr>
+          <w:p>
+            <w:pPr>
+              <w:spacing w:after="20"/>
+            </w:pPr>
+            <w:r/>
+            <w:r>
+              <w:rPr>
+                <w:rFonts w:ascii="Calibri" w:hAnsi="Calibri"/>
+                <w:b/>
+                <w:i w:val="0"/>
+                <w:sz w:val="18"/>
+              </w:rPr>
+              <w:t>1,274</w:t>
+            </w:r>
+          </w:p>
+        </w:tc>
+        <w:tc>
+          <w:tcPr>
+            <w:tcW w:type="dxa" w:w="3216"/>
+          </w:tcPr>
+          <w:p>
+            <w:pPr>
+              <w:spacing w:after="20"/>
+            </w:pPr>
+            <w:r/>
+            <w:r>
+              <w:rPr>
+                <w:rFonts w:ascii="Calibri" w:hAnsi="Calibri"/>
+                <w:b w:val="0"/>
+                <w:i w:val="0"/>
+                <w:sz w:val="18"/>
+              </w:rPr>
+              <w:t>Training tiles in the scaled-up multi-valley model: 601 from 2014 lidar + 528 from 2001 lidar + 145 from REMA, drawn at 616 unique locations</w:t>
+            </w:r>
+          </w:p>
+        </w:tc>
+        <w:tc>
+          <w:tcPr>
+            <w:tcW w:type="dxa" w:w="3216"/>
+          </w:tcPr>
+          <w:p>
+            <w:pPr>
+              <w:spacing w:after="20"/>
+            </w:pPr>
+            <w:r/>
+            <w:r>
+              <w:rPr>
+                <w:rFonts w:ascii="Calibri" w:hAnsi="Calibri"/>
+                <w:b w:val="0"/>
+                <w:i w:val="0"/>
+                <w:sz w:val="18"/>
+              </w:rPr>
+              <w:t>Barlow Ch. 6</w:t>
             </w:r>
           </w:p>
         </w:tc>
@@ -2466,31 +2528,23 @@
     </w:p>
     <w:p>
       <w:pPr>
-        <w:spacing w:after="160"/>
-        <w:jc w:val="center"/>
+        <w:spacing w:after="120"/>
       </w:pPr>
       <w:r>
         <w:rPr>
           <w:rFonts w:ascii="Calibri" w:hAnsi="Calibri"/>
           <w:b/>
-          <w:i/>
-          <w:color w:val="666666"/>
-          <w:sz w:val="18"/>
+          <w:i w:val="0"/>
         </w:rPr>
-        <w:t>What if you can't get her 217 training labels?</w:t>
+        <w:t>What if you can't get her training labels?</w:t>
       </w:r>
-    </w:p>
-    <w:p>
-      <w:pPr>
-        <w:spacing w:after="120"/>
-      </w:pPr>
       <w:r>
         <w:rPr>
           <w:rFonts w:ascii="Calibri" w:hAnsi="Calibri"/>
           <w:b w:val="0"/>
           <w:i w:val="0"/>
         </w:rPr>
-        <w:t>Two exits: the public LTER stream centerlines already work as a stand-in (current figures use them), and worst case I re-digitize a comparable set — hand-labeling terrain features is what I do in my other project.</w:t>
+        <w:t xml:space="preserve"> (217 tiles in the 2022 paper; the full Ch. 6 set is 1,274 tiles at 616 locations — that's the real ask.) Two exits: the public LTER stream centerlines already work as a stand-in (current figures use them), and worst case I re-digitize a comparable set — hand-labeling terrain features is what I do in my other project.</w:t>
       </w:r>
     </w:p>
     <w:p>
@@ -3545,7 +3599,7 @@
                 <w:i w:val="0"/>
                 <w:sz w:val="18"/>
               </w:rPr>
-              <w:t>Barlow's 217 label tiles are author-gated</w:t>
+              <w:t>Barlow's label tiles are author-gated (217 in Ch. 4; 1,274 in Ch. 6)</w:t>
             </w:r>
           </w:p>
         </w:tc>

--- a/barlow/docs/finesst_reference.docx
+++ b/barlow/docs/finesst_reference.docx
@@ -2235,6 +2235,84 @@
           </w:p>
         </w:tc>
       </w:tr>
+      <w:tr>
+        <w:tc>
+          <w:tcPr>
+            <w:tcW w:type="dxa" w:w="4824"/>
+          </w:tcPr>
+          <w:p>
+            <w:pPr>
+              <w:spacing w:after="20"/>
+            </w:pPr>
+            <w:r/>
+            <w:r>
+              <w:rPr>
+                <w:rFonts w:ascii="Calibri" w:hAnsi="Calibri"/>
+                <w:b w:val="0"/>
+                <w:i w:val="0"/>
+                <w:sz w:val="18"/>
+              </w:rPr>
+              <w:t>The signal doesn't depend on my channel choice</w:t>
+            </w:r>
+          </w:p>
+        </w:tc>
+        <w:tc>
+          <w:tcPr>
+            <w:tcW w:type="dxa" w:w="4824"/>
+          </w:tcPr>
+          <w:p>
+            <w:pPr>
+              <w:spacing w:after="20"/>
+            </w:pPr>
+            <w:r/>
+            <w:r>
+              <w:rPr>
+                <w:rFonts w:ascii="Calibri" w:hAnsi="Calibri"/>
+                <w:b w:val="0"/>
+                <w:i w:val="0"/>
+                <w:sz w:val="18"/>
+              </w:rPr>
+              <w:t xml:space="preserve">Re-ran rates inside </w:t>
+            </w:r>
+            <w:r>
+              <w:rPr>
+                <w:rFonts w:ascii="Calibri" w:hAnsi="Calibri"/>
+                <w:b/>
+                <w:i w:val="0"/>
+                <w:sz w:val="18"/>
+              </w:rPr>
+              <w:t>Cami's own detected channel outlines</w:t>
+            </w:r>
+            <w:r>
+              <w:rPr>
+                <w:rFonts w:ascii="Calibri" w:hAnsi="Calibri"/>
+                <w:b w:val="0"/>
+                <w:i w:val="0"/>
+                <w:sz w:val="18"/>
+              </w:rPr>
+              <w:t xml:space="preserve"> (author-provided, May 2026): r = +0.95 either way; leave-one-out worst case </w:t>
+            </w:r>
+            <w:r>
+              <w:rPr>
+                <w:rFonts w:ascii="Calibri" w:hAnsi="Calibri"/>
+                <w:b w:val="0"/>
+                <w:i/>
+                <w:sz w:val="18"/>
+              </w:rPr>
+              <w:t>improves</w:t>
+            </w:r>
+            <w:r>
+              <w:rPr>
+                <w:rFonts w:ascii="Calibri" w:hAnsi="Calibri"/>
+                <w:b w:val="0"/>
+                <w:i w:val="0"/>
+                <w:sz w:val="18"/>
+              </w:rPr>
+              <w:t xml:space="preserve"> (+0.82 → +0.87)</w:t>
+            </w:r>
+          </w:p>
+        </w:tc>
+      </w:tr>
     </w:tbl>
     <w:p>
       <w:pPr>
@@ -2544,7 +2622,23 @@
           <w:b w:val="0"/>
           <w:i w:val="0"/>
         </w:rPr>
-        <w:t xml:space="preserve"> (217 tiles in the 2022 paper; the full Ch. 6 set is 1,274 tiles at 616 locations — that's the real ask.) Two exits: the public LTER stream centerlines already work as a stand-in (current figures use them), and worst case I re-digitize a comparable set — hand-labeling terrain features is what I do in my other project.</w:t>
+        <w:t xml:space="preserve"> (217 tiles in the 2022 paper; the full Ch. 6 set is 1,274 tiles at 616 locations — that's the real ask.) Two exits: the public LTER stream centerlines already work as a stand-in (current figures use them), and worst case I re-digitize a comparable set — hand-labeling terrain features is what I do in my other project. Update: she has already shared her final </w:t>
+      </w:r>
+      <w:r>
+        <w:rPr>
+          <w:rFonts w:ascii="Calibri" w:hAnsi="Calibri"/>
+          <w:b w:val="0"/>
+          <w:i/>
+        </w:rPr>
+        <w:t>detected</w:t>
+      </w:r>
+      <w:r>
+        <w:rPr>
+          <w:rFonts w:ascii="Calibri" w:hAnsi="Calibri"/>
+          <w:b w:val="0"/>
+          <w:i w:val="0"/>
+        </w:rPr>
+        <w:t xml:space="preserve"> channel outlines (May 2026) — I've verified my rates inside her exact masks; only the training tiles remain author-gated.</w:t>
       </w:r>
     </w:p>
     <w:p>

--- a/barlow/docs/finesst_reference.docx
+++ b/barlow/docs/finesst_reference.docx
@@ -376,7 +376,7 @@
                 <w:i w:val="0"/>
                 <w:sz w:val="18"/>
               </w:rPr>
-              <w:t>Attribution, generalization, uncertainty</w:t>
+              <w:t>Attribution, landscape-wide change, uncertainty</w:t>
             </w:r>
           </w:p>
         </w:tc>
@@ -2398,7 +2398,27 @@
           <w:color w:val="666666"/>
           <w:sz w:val="18"/>
         </w:rPr>
-        <w:t>O2 — Generalization.</w:t>
+        <w:t>O2 — Landscape-wide geomorphic change.</w:t>
+      </w:r>
+      <w:r>
+        <w:rPr>
+          <w:rFonts w:ascii="Calibri" w:hAnsi="Calibri"/>
+          <w:b w:val="0"/>
+          <w:i/>
+          <w:color w:val="666666"/>
+          <w:sz w:val="18"/>
+        </w:rPr>
+        <w:t xml:space="preserve"> </w:t>
+      </w:r>
+      <w:r>
+        <w:rPr>
+          <w:rFonts w:ascii="Calibri" w:hAnsi="Calibri"/>
+          <w:b w:val="0"/>
+          <w:i/>
+          <w:color w:val="666666"/>
+          <w:sz w:val="18"/>
+        </w:rPr>
+        <w:t>(Rescoped 2026-07-06: was "generalization.")</w:t>
       </w:r>
     </w:p>
     <w:p>
@@ -2411,7 +2431,7 @@
           <w:b w:val="0"/>
           <w:i w:val="0"/>
         </w:rPr>
-        <w:t xml:space="preserve">The detector was trained on lidar; satellite DEMs look subtly different (a </w:t>
+        <w:t xml:space="preserve">The DoD measures the whole valley floor; Barlow's analysis keeps only what's inside the channel outlines. O2 applies the O3 per-pixel thresholds to the full surface, classifies each significant patch by process (channel shift, thermokarst, slope movement, fans, lake margins), and tests each type against its own drivers — H2 predicts distinct driver fingerprints (channels → melt energy/water; thermokarst → thaw depth). The lidar→REMA domain-shift correction is retained as </w:t>
       </w:r>
       <w:r>
         <w:rPr>
@@ -2419,7 +2439,7 @@
           <w:b w:val="0"/>
           <w:i/>
         </w:rPr>
-        <w:t>domain shift</w:t>
+        <w:t>supporting method</w:t>
       </w:r>
       <w:r>
         <w:rPr>
@@ -2427,7 +2447,7 @@
           <w:b w:val="0"/>
           <w:i w:val="0"/>
         </w:rPr>
-        <w:t>). Step 1: measure exactly how REMA disagrees with lidar over unchanged ground, by slope and aspect. Step 2: correct the bias and retrain with both sensors in the training data. Success = near-lidar accuracy on satellite data in all four valleys. Stakes: no more lidar flights are coming — REMA updates are how the record continues.</w:t>
+        <w:t xml:space="preserve"> (no more lidar flights are coming, so the record continues on REMA) — a means, not an objective. Cross-valley expansion happens where REMA quality allows, not as a promise.</w:t>
       </w:r>
     </w:p>
     <w:p>
@@ -2543,7 +2563,7 @@
           <w:b w:val="0"/>
           <w:i w:val="0"/>
         </w:rPr>
-        <w:t xml:space="preserve"> change happened. Driver attribution and sensor generalization are both on her future-work list. I start where she stopped, with her measurement engine already rebuilt and verified.</w:t>
+        <w:t xml:space="preserve"> in-channel change happened. Driver attribution is on her future-work list, and her change analysis stops at the channel mask: everything the DoD measures outside the channels is discarded. I attribute the drivers AND analyze the whole valley floor, classified by process type. (Her measurement engine is independently rebuilt and verified — but per the plan-only rule, that appears in conversation, never in the proposal documents.)</w:t>
       </w:r>
     </w:p>
     <w:p>

--- a/barlow/docs/finesst_reference.docx
+++ b/barlow/docs/finesst_reference.docx
@@ -732,7 +732,7 @@
                 <w:i w:val="0"/>
                 <w:sz w:val="18"/>
               </w:rPr>
-              <w:t>NASA ATM lidar / NCALM lidar / REMA satellite</w:t>
+              <w:t>NASA ATM LiDAR / NCALM LiDAR / REMA satellite</w:t>
             </w:r>
           </w:p>
         </w:tc>
@@ -898,7 +898,7 @@
                 <w:i w:val="0"/>
                 <w:sz w:val="18"/>
               </w:rPr>
-              <w:t>Training tiles in the scaled-up multi-valley model: 601 from 2014 lidar + 528 from 2001 lidar + 145 from REMA, drawn at 616 unique locations</w:t>
+              <w:t>Training tiles in the scaled-up multi-valley model: 601 from 2014 LiDAR + 528 from 2001 LiDAR + 145 from REMA, drawn at 616 unique locations</w:t>
             </w:r>
           </w:p>
         </w:tc>
@@ -1031,7 +1031,7 @@
                 <w:i w:val="0"/>
                 <w:sz w:val="18"/>
               </w:rPr>
-              <w:t>My NMAD (noise level) for 2001→2014 lidar–lidar differencing</w:t>
+              <w:t>My NMAD (noise level) for 2001→2014 LiDAR–LiDAR differencing</w:t>
             </w:r>
           </w:p>
         </w:tc>
@@ -1093,7 +1093,7 @@
                 <w:i w:val="0"/>
                 <w:sz w:val="18"/>
               </w:rPr>
-              <w:t>My NMAD for 2014→REMA lidar–satellite differencing</w:t>
+              <w:t>My NMAD for 2014→REMA LiDAR–satellite differencing</w:t>
             </w:r>
           </w:p>
         </w:tc>
@@ -1155,7 +1155,7 @@
                 <w:i w:val="0"/>
                 <w:sz w:val="18"/>
               </w:rPr>
-              <w:t>Correlation: per-stream sediment rate vs mean gauged discharge, lidar epoch, n = 6 streams</w:t>
+              <w:t>Correlation: per-stream sediment rate vs mean gauged discharge, LiDAR epoch, n = 6 streams</w:t>
             </w:r>
           </w:p>
         </w:tc>
@@ -1644,7 +1644,7 @@
                 <w:i w:val="0"/>
                 <w:sz w:val="18"/>
               </w:rPr>
-              <w:t>REMA satellite DEMs are usable for change detection after point-to-plane ICP alignment to lidar; elevation errors are Laplacian (heavy-tailed), so NMAD replaces RMSE</w:t>
+              <w:t>REMA satellite DEMs are usable for change detection after point-to-plane ICP alignment to LiDAR; elevation errors are Laplacian (heavy-tailed), so NMAD replaces RMSE</w:t>
             </w:r>
           </w:p>
         </w:tc>
@@ -2431,7 +2431,7 @@
           <w:b w:val="0"/>
           <w:i w:val="0"/>
         </w:rPr>
-        <w:t xml:space="preserve">The DoD measures the whole valley floor; Barlow's analysis keeps only what's inside the channel outlines. O2 applies the O3 per-pixel thresholds to the full surface, classifies each significant patch by process (channel shift, thermokarst, slope movement, fans, lake margins), and tests each type against its own drivers — H2 predicts distinct driver fingerprints (channels → melt energy/water; thermokarst → thaw depth). The lidar→REMA domain-shift correction is retained as </w:t>
+        <w:t xml:space="preserve">The DoD measures the whole valley floor; Barlow's analysis keeps only what's inside the channel outlines. O2 applies the O3 per-pixel thresholds to the full surface, classifies each significant patch by process (channel shift, thermokarst, slope movement, fans, lake margins), and tests each type against its own drivers — H2 predicts distinct driver fingerprints (channels → melt energy/water; thermokarst → thaw depth). The LiDAR→REMA domain-shift correction is retained as </w:t>
       </w:r>
       <w:r>
         <w:rPr>
@@ -2447,7 +2447,7 @@
           <w:b w:val="0"/>
           <w:i w:val="0"/>
         </w:rPr>
-        <w:t xml:space="preserve"> (no more lidar flights are coming, so the record continues on REMA) — a means, not an objective. Cross-valley expansion happens where REMA quality allows, not as a promise.</w:t>
+        <w:t xml:space="preserve"> (no more LiDAR flights are coming, so the record continues on REMA) — a means, not an objective. Cross-valley expansion happens where REMA quality allows, not as a promise.</w:t>
       </w:r>
     </w:p>
     <w:p>
@@ -2674,7 +2674,7 @@
           <w:color w:val="666666"/>
           <w:sz w:val="18"/>
         </w:rPr>
-        <w:t>Why REMA instead of flying lidar again?</w:t>
+        <w:t>Why REMA instead of flying LiDAR again?</w:t>
       </w:r>
     </w:p>
     <w:p>
@@ -2687,7 +2687,7 @@
           <w:b w:val="0"/>
           <w:i w:val="0"/>
         </w:rPr>
-        <w:t>Cost and cadence. Antarctic lidar campaigns are rare one-offs (2001 and 2014 are what exist). REMA is free, continent-wide, keeps updating, and after alignment is accurate to ~20-odd cm — enough for these channels.</w:t>
+        <w:t>Cost and cadence. Antarctic LiDAR campaigns are rare one-offs (2001 and 2014 are what exist). REMA is free, continent-wide, keeps updating, and after alignment is accurate to ~20-odd cm — enough for these channels.</w:t>
       </w:r>
     </w:p>
     <w:p>
@@ -2716,7 +2716,7 @@
           <w:b w:val="0"/>
           <w:i w:val="0"/>
         </w:rPr>
-        <w:t>(1) Antarctic climate response measured directly, not modeled. (2) Converts free NASA-adjacent data (lidar archives, REMA, reanalysis) into long-term monitoring with calibrated uncertainty. (3) Transferable: terrain-only detection works wherever features shape the ground, including planetary-analog terrain — the reason people study the Dry Valleys at all.</w:t>
+        <w:t>(1) Antarctic climate response measured directly, not modeled. (2) Converts free NASA-adjacent data (LiDAR archives, REMA, reanalysis) into long-term monitoring with calibrated uncertainty. (3) Transferable: terrain-only detection works wherever features shape the ground, including planetary-analog terrain — the reason people study the Dry Valleys at all.</w:t>
       </w:r>
     </w:p>
     <w:p>
